--- a/Practicas/FOLIOSSSSSSSSSSSS/foli 4 a 8 agosto.docx
+++ b/Practicas/FOLIOSSSSSSSSSSSS/foli 4 a 8 agosto.docx
@@ -20,7 +20,7 @@
     <w:p>
       <w:r>
         <w:pict w14:anchorId="64BF4646">
-          <v:rect id="_x0000_i1037" style="width:0;height:1.5pt" o:hralign="center" o:hrstd="t" o:hr="t" fillcolor="#a0a0a0" stroked="f"/>
+          <v:rect id="_x0000_i1025" style="width:0;height:1.5pt" o:hralign="center" o:hrstd="t" o:hr="t" fillcolor="#a0a0a0" stroked="f"/>
         </w:pict>
       </w:r>
     </w:p>
@@ -87,15 +87,7 @@
         <w:t>Proyecto:</w:t>
       </w:r>
       <w:r>
-        <w:t xml:space="preserve"> Residencial Ceres III, </w:t>
-      </w:r>
-      <w:proofErr w:type="spellStart"/>
-      <w:r>
-        <w:t>Chichigüitán</w:t>
-      </w:r>
-      <w:proofErr w:type="spellEnd"/>
-      <w:r>
-        <w:t>, Quetzaltenango</w:t>
+        <w:t xml:space="preserve"> Residencial Ceres III, Chichigüitán, Quetzaltenango</w:t>
       </w:r>
     </w:p>
     <w:p>
@@ -115,67 +107,32 @@
     </w:p>
     <w:p>
       <w:r>
-        <w:t xml:space="preserve">Durante la segunda semana, se procedió al </w:t>
-      </w:r>
-      <w:r>
-        <w:rPr>
-          <w:b/>
-          <w:bCs/>
-        </w:rPr>
-        <w:t>establecimiento de puntos negativos mediante estacas</w:t>
-      </w:r>
-      <w:r>
-        <w:t xml:space="preserve"> ubicadas estratégicamente en el centro de la calzada, con el objetivo de controlar la topografía del terreno y asegurar la correcta conformación de la rasante proyectada. Cada estaca indicó las </w:t>
-      </w:r>
-      <w:r>
-        <w:rPr>
-          <w:b/>
-          <w:bCs/>
-        </w:rPr>
-        <w:t>cotas de corte</w:t>
-      </w:r>
-      <w:r>
-        <w:t xml:space="preserve"> correspondientes, sirviendo como guía precisa para la remoción de material.</w:t>
+        <w:t>Durante la segunda semana, se procedió al establecimiento de puntos negativos mediante estacas ubicadas estratégicamente en el centro de la calzada, con el objetivo de controlar la topografía del terreno y asegurar la correcta conformación de la rasante proyectada. Cada estaca ind</w:t>
+      </w:r>
+      <w:r>
+        <w:t>ica</w:t>
+      </w:r>
+      <w:r>
+        <w:t xml:space="preserve"> las cotas de corte correspondientes, sirviendo como guía precisa para la remoción de material.</w:t>
       </w:r>
     </w:p>
     <w:p>
       <w:r>
-        <w:t xml:space="preserve">Paralelamente, se realizó la </w:t>
-      </w:r>
-      <w:r>
-        <w:rPr>
-          <w:b/>
-          <w:bCs/>
-        </w:rPr>
-        <w:t>verificación de la sección vial</w:t>
-      </w:r>
-      <w:r>
-        <w:t xml:space="preserve">, evaluando que cada tramo cumpliera con las dimensiones establecidas en el proyecto. Dado que los tramos presentan diferentes anchos de calle, se revisaron específicamente los tramos de </w:t>
-      </w:r>
-      <w:r>
-        <w:rPr>
-          <w:b/>
-          <w:bCs/>
-        </w:rPr>
-        <w:t>7 m, 9 m y 11.50 m</w:t>
-      </w:r>
-      <w:r>
-        <w:t>, asegurando que las cotas y pendientes correspondieran a lo proyectado y que se mantuviera la uniformidad geométrica de la vía.</w:t>
+        <w:t>Así también</w:t>
+      </w:r>
+      <w:r>
+        <w:t>, se realizó la verificación de la sección vial, evaluando que cada tramo cumpliera con las dimensiones establecidas en el proyecto. Dado que los tramos presentan diferentes anchos de calle, se revisaron específicamente los tramos de 7 m, 9 m y 11.50 m, asegurando que las cotas y pendientes correspondieran a lo proyectado y que se mantuviera la uniformidad geométrica de la vía.</w:t>
       </w:r>
     </w:p>
     <w:p>
       <w:r>
-        <w:t xml:space="preserve">Una vez señalizadas las cotas de corte sobre las estacas, el </w:t>
-      </w:r>
-      <w:r>
-        <w:rPr>
-          <w:b/>
-          <w:bCs/>
-        </w:rPr>
-        <w:t>patrullero o maquinaria niveladora</w:t>
-      </w:r>
-      <w:r>
-        <w:t xml:space="preserve"> procedió a retirar la capa superficial de terreno mediante raspado controlado, hasta alcanzar las cotas de diseño establecidas. Esta operación garantiza que el terreno cumpla con los </w:t>
+        <w:t xml:space="preserve">Una vez señalizadas las cotas de corte sobre las estacas, </w:t>
+      </w:r>
+      <w:r>
+        <w:t xml:space="preserve"> la motoniveladora </w:t>
+      </w:r>
+      <w:r>
+        <w:t xml:space="preserve">procedió a retirar la capa superficial de terreno mediante raspado controlado, hasta alcanzar las cotas de diseño establecidas. Esta operación garantiza que el terreno cumpla con los </w:t>
       </w:r>
       <w:r>
         <w:rPr>
@@ -241,7 +198,7 @@
     <w:p>
       <w:r>
         <w:pict w14:anchorId="18F7C9C4">
-          <v:rect id="_x0000_i1038" style="width:0;height:1.5pt" o:hralign="center" o:hrstd="t" o:hr="t" fillcolor="#a0a0a0" stroked="f"/>
+          <v:rect id="_x0000_i1026" style="width:0;height:1.5pt" o:hralign="center" o:hrstd="t" o:hr="t" fillcolor="#a0a0a0" stroked="f"/>
         </w:pict>
       </w:r>
     </w:p>
@@ -879,6 +836,7 @@
   <w:style w:type="character" w:default="1" w:styleId="Fuentedeprrafopredeter">
     <w:name w:val="Default Paragraph Font"/>
     <w:uiPriority w:val="1"/>
+    <w:semiHidden/>
     <w:unhideWhenUsed/>
   </w:style>
   <w:style w:type="table" w:default="1" w:styleId="Tablanormal">
